--- a/reports/2026-06_lipitor_focus_report.docx
+++ b/reports/2026-06_lipitor_focus_report.docx
@@ -28,6 +28,99 @@
         </w:rPr>
         <w:t>数据范围：2026-06-01 至 2026-06-30｜来源：产品/竞品研究进展 + NKOL 微信/PubMed 明细</w:t>
       </w:r>
+    </w:p>
+    <w:p>
+      <w:pPr>
+        <w:spacing w:before="200" w:after="120"/>
+      </w:pPr>
+      <w:r>
+        <w:rPr>
+          <w:rFonts w:ascii="Microsoft YaHei" w:hAnsi="Microsoft YaHei" w:eastAsia="微软雅黑"/>
+          <w:b/>
+          <w:color w:val="0F766D"/>
+          <w:sz w:val="28"/>
+        </w:rPr>
+        <w:t>管理层摘要</w:t>
+      </w:r>
+    </w:p>
+    <w:p>
+      <w:pPr>
+        <w:spacing w:after="100" w:line="300" w:lineRule="auto"/>
+      </w:pPr>
+      <w:r>
+        <w:rPr>
+          <w:rFonts w:ascii="Microsoft YaHei" w:hAnsi="Microsoft YaHei" w:eastAsia="微软雅黑"/>
+          <w:b/>
+          <w:color w:val="173B3A"/>
+          <w:sz w:val="23"/>
+        </w:rPr>
+        <w:t>6月立普妥的核心信号是：降脂竞争从“他汀同类比较”继续向“PCSK9、口服PCSK9和联合降脂方案”升级，本品同成分研究、瑞舒伐他汀、PCSK9管线和贝派地酸/依折麦布联合方案均有高证据更新。</w:t>
+      </w:r>
+    </w:p>
+    <w:p>
+      <w:pPr>
+        <w:spacing w:after="60" w:line="293" w:lineRule="auto"/>
+        <w:ind w:left="160"/>
+      </w:pPr>
+      <w:r>
+        <w:rPr>
+          <w:rFonts w:ascii="Microsoft YaHei" w:hAnsi="Microsoft YaHei" w:eastAsia="微软雅黑"/>
+          <w:b w:val="0"/>
+          <w:color w:val="253638"/>
+          <w:sz w:val="21"/>
+        </w:rPr>
+        <w:t>发生了什么：本月纳入79条产品/竞品进展，38条建议跟进、18条高证据；ClinicalTrials.gov更新集中在阿托伐他汀、瑞舒伐他汀、PCSK9及联合降脂方案，KOL侧也出现PCSK9长效单抗等专家论文线索。</w:t>
+      </w:r>
+    </w:p>
+    <w:p>
+      <w:pPr>
+        <w:spacing w:after="60" w:line="293" w:lineRule="auto"/>
+        <w:ind w:left="160"/>
+      </w:pPr>
+      <w:r>
+        <w:rPr>
+          <w:rFonts w:ascii="Microsoft YaHei" w:hAnsi="Microsoft YaHei" w:eastAsia="微软雅黑"/>
+          <w:b w:val="0"/>
+          <w:color w:val="253638"/>
+          <w:sz w:val="21"/>
+        </w:rPr>
+        <w:t>关注什么：优先看可定/瑞舒伐他汀、PCSK9单抗和口服PCSK9、贝派地酸+依折麦布+他汀联合方案，以及阿托伐他汀同成分研究的终点和人群。</w:t>
+      </w:r>
+    </w:p>
+    <w:p>
+      <w:pPr>
+        <w:spacing w:after="60" w:line="293" w:lineRule="auto"/>
+        <w:ind w:left="160"/>
+      </w:pPr>
+      <w:r>
+        <w:rPr>
+          <w:rFonts w:ascii="Microsoft YaHei" w:hAnsi="Microsoft YaHei" w:eastAsia="微软雅黑"/>
+          <w:b w:val="0"/>
+          <w:color w:val="253638"/>
+          <w:sz w:val="21"/>
+        </w:rPr>
+        <w:t>为什么关注：这些信号会影响立普妥在高强度降脂、联合治疗和依从性场景中的竞争表述，尤其是PCSK9和口服PCSK9若推进顺利，可能改变高危患者降脂路径。</w:t>
+      </w:r>
+    </w:p>
+    <w:p>
+      <w:pPr>
+        <w:spacing w:after="60" w:line="293" w:lineRule="auto"/>
+        <w:ind w:left="160"/>
+      </w:pPr>
+      <w:r>
+        <w:rPr>
+          <w:rFonts w:ascii="Microsoft YaHei" w:hAnsi="Microsoft YaHei" w:eastAsia="微软雅黑"/>
+          <w:b w:val="0"/>
+          <w:color w:val="253638"/>
+          <w:sz w:val="21"/>
+        </w:rPr>
+        <w:t>建议动作：逐条核对高证据临床研究的适应症、入排标准和终点；建立PCSK9/口服PCSK9竞品追踪表；更新立普妥与高强度他汀、联合方案的医学沟通要点。</w:t>
+      </w:r>
+    </w:p>
+    <w:p>
+      <w:pPr>
+        <w:spacing w:after="40"/>
+      </w:pPr>
     </w:p>
     <w:p>
       <w:pPr>
